--- a/spa/docx/11.content.docx
+++ b/spa/docx/11.content.docx
@@ -1385,7 +1385,7 @@
         <w:rPr>
           <w:lang w:val="es_ES" w:bidi="es_ES"/>
         </w:rPr>
-        <w:t xml:space="preserve"> »También está Simí, el hijo de Guerá, el benjaminita de Bajurín. Él me maldijo terriblemente el día que yo iba camino a Majanayin. Pero después vino a recibirme al río Jordán, y le juré que no lo mataría.</w:t>
+        <w:t xml:space="preserve"> »También está Simí, el hijo de Guerá, el benjamita de Bajurín. Él me maldijo terriblemente el día que yo iba camino a Majanayin. Pero después vino a recibirme al río Jordán, y le juré que no lo mataría.</w:t>
       </w:r>
     </w:p>
     <w:p>
